--- a/exams/class-test/class-test-lectures-1-5.docx
+++ b/exams/class-test/class-test-lectures-1-5.docx
@@ -3366,9 +3366,10 @@
     <w:basedOn w:val="Normal"/>
     <w:next w:val="BodyText"/>
     <w:link w:val="Heading1Char"/>
+    <w:autoRedefine/>
     <w:uiPriority w:val="9"/>
     <w:qFormat/>
-    <w:rsid w:val="00A10FD9"/>
+    <w:rsid w:val="004710F1"/>
     <w:pPr>
       <w:keepNext/>
       <w:keepLines/>
@@ -3377,7 +3378,7 @@
     </w:pPr>
     <w:rPr>
       <w:rFonts w:asciiTheme="majorHAnsi" w:cstheme="majorBidi" w:eastAsiaTheme="majorEastAsia" w:hAnsiTheme="majorHAnsi"/>
-      <w:color w:themeColor="accent1" w:themeShade="BF" w:val="0F4761"/>
+      <w:color w:themeColor="text1" w:val="000000"/>
       <w:sz w:val="40"/>
       <w:szCs w:val="40"/>
     </w:rPr>
@@ -3391,7 +3392,7 @@
     <w:semiHidden/>
     <w:unhideWhenUsed/>
     <w:qFormat/>
-    <w:rsid w:val="00A10FD9"/>
+    <w:rsid w:val="004710F1"/>
     <w:pPr>
       <w:keepNext/>
       <w:keepLines/>
@@ -3400,7 +3401,7 @@
     </w:pPr>
     <w:rPr>
       <w:rFonts w:asciiTheme="majorHAnsi" w:cstheme="majorBidi" w:eastAsiaTheme="majorEastAsia" w:hAnsiTheme="majorHAnsi"/>
-      <w:color w:themeColor="accent1" w:themeShade="BF" w:val="0F4761"/>
+      <w:color w:themeColor="text1" w:val="000000"/>
       <w:sz w:val="32"/>
       <w:szCs w:val="32"/>
     </w:rPr>
@@ -3414,7 +3415,7 @@
     <w:semiHidden/>
     <w:unhideWhenUsed/>
     <w:qFormat/>
-    <w:rsid w:val="00A10FD9"/>
+    <w:rsid w:val="004710F1"/>
     <w:pPr>
       <w:keepNext/>
       <w:keepLines/>
@@ -3423,7 +3424,7 @@
     </w:pPr>
     <w:rPr>
       <w:rFonts w:cstheme="majorBidi" w:eastAsiaTheme="majorEastAsia"/>
-      <w:color w:themeColor="accent1" w:themeShade="BF" w:val="0F4761"/>
+      <w:color w:themeColor="text1" w:val="000000"/>
       <w:sz w:val="28"/>
       <w:szCs w:val="28"/>
     </w:rPr>
@@ -3437,7 +3438,7 @@
     <w:semiHidden/>
     <w:unhideWhenUsed/>
     <w:qFormat/>
-    <w:rsid w:val="00A10FD9"/>
+    <w:rsid w:val="004710F1"/>
     <w:pPr>
       <w:keepNext/>
       <w:keepLines/>
@@ -3448,7 +3449,7 @@
       <w:rFonts w:cstheme="majorBidi" w:eastAsiaTheme="majorEastAsia"/>
       <w:i/>
       <w:iCs/>
-      <w:color w:themeColor="accent1" w:themeShade="BF" w:val="0F4761"/>
+      <w:color w:themeColor="text1" w:val="000000"/>
     </w:rPr>
   </w:style>
   <w:style w:styleId="Heading5" w:type="paragraph">
@@ -3460,7 +3461,7 @@
     <w:semiHidden/>
     <w:unhideWhenUsed/>
     <w:qFormat/>
-    <w:rsid w:val="00A10FD9"/>
+    <w:rsid w:val="004710F1"/>
     <w:pPr>
       <w:keepNext/>
       <w:keepLines/>
@@ -3469,7 +3470,7 @@
     </w:pPr>
     <w:rPr>
       <w:rFonts w:cstheme="majorBidi" w:eastAsiaTheme="majorEastAsia"/>
-      <w:color w:themeColor="accent1" w:themeShade="BF" w:val="0F4761"/>
+      <w:color w:themeColor="text1" w:val="000000"/>
     </w:rPr>
   </w:style>
   <w:style w:styleId="Heading6" w:type="paragraph">
@@ -3743,10 +3744,10 @@
     <w:basedOn w:val="DefaultParagraphFont"/>
     <w:link w:val="Heading1"/>
     <w:uiPriority w:val="9"/>
-    <w:rsid w:val="00A10FD9"/>
+    <w:rsid w:val="004710F1"/>
     <w:rPr>
       <w:rFonts w:asciiTheme="majorHAnsi" w:cstheme="majorBidi" w:eastAsiaTheme="majorEastAsia" w:hAnsiTheme="majorHAnsi"/>
-      <w:color w:themeColor="accent1" w:themeShade="BF" w:val="0F4761"/>
+      <w:color w:themeColor="text1" w:val="000000"/>
       <w:sz w:val="40"/>
       <w:szCs w:val="40"/>
     </w:rPr>
@@ -3757,10 +3758,10 @@
     <w:link w:val="Heading2"/>
     <w:uiPriority w:val="9"/>
     <w:semiHidden/>
-    <w:rsid w:val="00A10FD9"/>
+    <w:rsid w:val="004710F1"/>
     <w:rPr>
       <w:rFonts w:asciiTheme="majorHAnsi" w:cstheme="majorBidi" w:eastAsiaTheme="majorEastAsia" w:hAnsiTheme="majorHAnsi"/>
-      <w:color w:themeColor="accent1" w:themeShade="BF" w:val="0F4761"/>
+      <w:color w:themeColor="text1" w:val="000000"/>
       <w:sz w:val="32"/>
       <w:szCs w:val="32"/>
     </w:rPr>
@@ -3771,10 +3772,10 @@
     <w:link w:val="Heading3"/>
     <w:uiPriority w:val="9"/>
     <w:semiHidden/>
-    <w:rsid w:val="00A10FD9"/>
+    <w:rsid w:val="004710F1"/>
     <w:rPr>
       <w:rFonts w:cstheme="majorBidi" w:eastAsiaTheme="majorEastAsia"/>
-      <w:color w:themeColor="accent1" w:themeShade="BF" w:val="0F4761"/>
+      <w:color w:themeColor="text1" w:val="000000"/>
       <w:sz w:val="28"/>
       <w:szCs w:val="28"/>
     </w:rPr>
@@ -3785,12 +3786,12 @@
     <w:link w:val="Heading4"/>
     <w:uiPriority w:val="9"/>
     <w:semiHidden/>
-    <w:rsid w:val="00A10FD9"/>
+    <w:rsid w:val="004710F1"/>
     <w:rPr>
       <w:rFonts w:cstheme="majorBidi" w:eastAsiaTheme="majorEastAsia"/>
       <w:i/>
       <w:iCs/>
-      <w:color w:themeColor="accent1" w:themeShade="BF" w:val="0F4761"/>
+      <w:color w:themeColor="text1" w:val="000000"/>
     </w:rPr>
   </w:style>
   <w:style w:customStyle="1" w:styleId="Heading5Char" w:type="character">
@@ -3799,10 +3800,10 @@
     <w:link w:val="Heading5"/>
     <w:uiPriority w:val="9"/>
     <w:semiHidden/>
-    <w:rsid w:val="00A10FD9"/>
+    <w:rsid w:val="004710F1"/>
     <w:rPr>
       <w:rFonts w:cstheme="majorBidi" w:eastAsiaTheme="majorEastAsia"/>
-      <w:color w:themeColor="accent1" w:themeShade="BF" w:val="0F4761"/>
+      <w:color w:themeColor="text1" w:val="000000"/>
     </w:rPr>
   </w:style>
   <w:style w:customStyle="1" w:styleId="Heading6Char" w:type="character">
